--- a/guardianship-petition/01_בקשה_לאפוטרופסות_יחידה.docx
+++ b/guardianship-petition/01_בקשה_לאפוטרופסות_יחידה.docx
@@ -535,7 +535,7 @@
                 <w:szCs w:val="24"/>
                 <w:rtl/>
               </w:rPr>
-              <w:t xml:space="preserve">______________ (שם מלא)</w:t>
+              <w:t xml:space="preserve">שרה חד</w:t>
             </w:r>
             <w:r>
               <w:rPr>
@@ -544,7 +544,7 @@
                 <w:szCs w:val="24"/>
                 <w:rtl/>
               </w:rPr>
-              <w:t xml:space="preserve">, ת.ז. ______________</w:t>
+              <w:t xml:space="preserve">, ת.ז. 454455511</w:t>
             </w:r>
           </w:p>
           <w:p>

--- a/guardianship-petition/01_בקשה_לאפוטרופסות_יחידה.docx
+++ b/guardianship-petition/01_בקשה_לאפוטרופסות_יחידה.docx
@@ -51,7 +51,7 @@
                 <w:szCs w:val="26"/>
                 <w:rtl/>
               </w:rPr>
-              <w:t xml:space="preserve">בבית המשפט לענייני משפחה ב__________</w:t>
+              <w:t xml:space="preserve">בבית המשפט לענייני משפחה בחיפה</w:t>
             </w:r>
           </w:p>
         </w:tc>
@@ -86,7 +86,7 @@
                 <w:szCs w:val="26"/>
                 <w:rtl/>
               </w:rPr>
-              <w:t xml:space="preserve">תמ"ש ______________</w:t>
+              <w:t xml:space="preserve">תלה"מ 21221-03-25</w:t>
             </w:r>
           </w:p>
         </w:tc>
@@ -542,7 +542,7 @@
                 <w:szCs w:val="24"/>
                 <w:rtl/>
               </w:rPr>
-              <w:t xml:space="preserve">מרחוב ______________, ______________ (עיר)</w:t>
+              <w:t xml:space="preserve">מרחוב ______________, חיפה</w:t>
             </w:r>
           </w:p>
           <w:p>
@@ -558,7 +558,7 @@
                 <w:szCs w:val="24"/>
                 <w:rtl/>
               </w:rPr>
-              <w:t xml:space="preserve">ע"י ב"כ עו"ד סולומון טקה, מ.ר. ________, מרחוב ______________; טל' ________</w:t>
+              <w:t xml:space="preserve">ע"י ב"כ עו"ד סולומון טקה, מ.ר. ______, מרחוב __________; טל' ______</w:t>
             </w:r>
           </w:p>
         </w:tc>
@@ -691,7 +691,7 @@
                 <w:szCs w:val="24"/>
                 <w:rtl/>
               </w:rPr>
-              <w:t xml:space="preserve">מרחוב ______________, ______________ (עיר)</w:t>
+              <w:t xml:space="preserve">מרחוב ______________, באר שבע</w:t>
             </w:r>
           </w:p>
         </w:tc>
@@ -700,7 +700,7 @@
     <w:p>
       <w:pPr>
         <w:bidi/>
-        <w:spacing w:after="60" w:before="300" w:line="360" w:lineRule="auto"/>
+        <w:spacing w:after="0" w:before="160" w:line="360" w:lineRule="auto"/>
         <w:jc w:val="center"/>
       </w:pPr>
       <w:r>
@@ -713,7 +713,7 @@
           <w:u w:val="single"/>
           <w:rtl/>
         </w:rPr>
-        <w:t xml:space="preserve">בקשה לקביעת המבקשת כאפוטרופסית יחידה וקבועה לקטינים ולמתן הוראות</w:t>
+        <w:t xml:space="preserve">בקשה דחופה לקביעת המבקשת כאפוטרופסית יחידה וקבועה לקטינים, ולמתן סעד זמני</w:t>
       </w:r>
     </w:p>
     <w:p>
@@ -745,7 +745,7 @@
           <w:szCs w:val="24"/>
           <w:rtl/>
         </w:rPr>
-        <w:t xml:space="preserve">בית המשפט הנכבד מתבקש להורות כי המבקשת תהיה האפוטרופסית היחידה לקטינים, ולחלופין להסמיכה לפעול לבדה בתחומים המפורטים להלן. ואלה נימוקי הבקשה:</w:t>
+        <w:t xml:space="preserve">בית המשפט הנכבד מתבקש ליתן בדחיפות סעד זמני בעניין טיפוליו של הקטין ב.ל, ולהורות כי המבקשת תהיה האפוטרופסית היחידה לקטינים, כמפורט להלן. ואלה נימוקי הבקשה:</w:t>
       </w:r>
     </w:p>
     <w:p>
@@ -766,27 +766,7 @@
           <w:szCs w:val="24"/>
           <w:rtl/>
         </w:rPr>
-        <w:t xml:space="preserve">הצדדים, הורי הקטינים, מנהלים הליך גירושין ב</w:t>
-      </w:r>
-      <w:r>
-        <w:rPr>
-          <w:rFonts w:ascii="David" w:cs="David" w:eastAsia="David" w:hAnsi="David"/>
-          <w:sz w:val="24"/>
-          <w:szCs w:val="24"/>
-          <w:highlight w:val="yellow"/>
-          <w:highlightCs w:val="yellow"/>
-          <w:rtl/>
-        </w:rPr>
-        <w:t xml:space="preserve">[בית הדין הרבני / בית המשפט לענייני משפחה]</w:t>
-      </w:r>
-      <w:r>
-        <w:rPr>
-          <w:rFonts w:ascii="David" w:cs="David" w:eastAsia="David" w:hAnsi="David"/>
-          <w:sz w:val="24"/>
-          <w:szCs w:val="24"/>
-          <w:rtl/>
-        </w:rPr>
-        <w:t xml:space="preserve"> ב______________, בתיק ______________. מאז פרידתם ביום ______________ מתגוררים הקטינים עם המבקשת בלבד, ב______________, והיא לבדה נושאת בגידולם, בחינוכם ובבריאותם.</w:t>
+        <w:t xml:space="preserve">הצדדים, הורי הקטינים, נפרדו ביום 17.5.25 ומנהלים הליך גירושין. מאז הפרידה מתגוררים הקטינים עם המבקשת בלבד, בחיפה, והיא לבדה נושאת בגידולם, בחינוכם ובבריאותם. בתיק שבכותרת ניתן פסק דין למזונות הקטינים.</w:t>
       </w:r>
     </w:p>
     <w:p>
@@ -807,27 +787,7 @@
           <w:szCs w:val="24"/>
           <w:rtl/>
         </w:rPr>
-        <w:t xml:space="preserve">המשיב מתגורר ב______________, כ-___ ק"מ מהקטינים. הוא אינו מעורב בגידולם ובטיפול בהם: אינו משתתף באסיפות הורים ובטיפולים רפואיים, ואינו משלם מזונות </w:t>
-      </w:r>
-      <w:r>
-        <w:rPr>
-          <w:rFonts w:ascii="David" w:cs="David" w:eastAsia="David" w:hAnsi="David"/>
-          <w:sz w:val="24"/>
-          <w:szCs w:val="24"/>
-          <w:highlight w:val="yellow"/>
-          <w:highlightCs w:val="yellow"/>
-          <w:rtl/>
-        </w:rPr>
-        <w:t xml:space="preserve">[או: משלם באופן חלקי ובלתי סדיר]</w:t>
-      </w:r>
-      <w:r>
-        <w:rPr>
-          <w:rFonts w:ascii="David" w:cs="David" w:eastAsia="David" w:hAnsi="David"/>
-          <w:sz w:val="24"/>
-          <w:szCs w:val="24"/>
-          <w:rtl/>
-        </w:rPr>
-        <w:t xml:space="preserve">.</w:t>
+        <w:t xml:space="preserve">המשיב מתגורר בבאר שבע, כ-209 ק"מ מהקטינים, ואינו מעורב בגידולם: אינו משתתף באסיפות הורים ובטיפולים רפואיים, ואינו משלם מזונות חרף פסק הדין.</w:t>
       </w:r>
     </w:p>
     <w:p>
@@ -848,78 +808,7 @@
           <w:szCs w:val="24"/>
           <w:rtl/>
         </w:rPr>
-        <w:t xml:space="preserve">המשיב אינו נענה לפניות לחתום על מסמכים הנוגעים לקטינים. כך, ביום ______________ </w:t>
-      </w:r>
-      <w:r>
-        <w:rPr>
-          <w:rFonts w:ascii="David" w:cs="David" w:eastAsia="David" w:hAnsi="David"/>
-          <w:sz w:val="24"/>
-          <w:szCs w:val="24"/>
-          <w:highlight w:val="yellow"/>
-          <w:highlightCs w:val="yellow"/>
-          <w:rtl/>
-        </w:rPr>
-        <w:t xml:space="preserve">[לא השיב / סירב]</w:t>
-      </w:r>
-      <w:r>
-        <w:rPr>
-          <w:rFonts w:ascii="David" w:cs="David" w:eastAsia="David" w:hAnsi="David"/>
-          <w:sz w:val="24"/>
-          <w:szCs w:val="24"/>
-          <w:rtl/>
-        </w:rPr>
-        <w:t xml:space="preserve"> לבקשה לחתום על </w:t>
-      </w:r>
-      <w:r>
-        <w:rPr>
-          <w:rFonts w:ascii="David" w:cs="David" w:eastAsia="David" w:hAnsi="David"/>
-          <w:sz w:val="24"/>
-          <w:szCs w:val="24"/>
-          <w:highlight w:val="yellow"/>
-          <w:highlightCs w:val="yellow"/>
-          <w:rtl/>
-        </w:rPr>
-        <w:t xml:space="preserve">[המסמך]</w:t>
-      </w:r>
-      <w:r>
-        <w:rPr>
-          <w:rFonts w:ascii="David" w:cs="David" w:eastAsia="David" w:hAnsi="David"/>
-          <w:sz w:val="24"/>
-          <w:szCs w:val="24"/>
-          <w:rtl/>
-        </w:rPr>
-        <w:t xml:space="preserve">, וכתוצאה מכך </w:t>
-      </w:r>
-      <w:r>
-        <w:rPr>
-          <w:rFonts w:ascii="David" w:cs="David" w:eastAsia="David" w:hAnsi="David"/>
-          <w:sz w:val="24"/>
-          <w:szCs w:val="24"/>
-          <w:highlight w:val="yellow"/>
-          <w:highlightCs w:val="yellow"/>
-          <w:rtl/>
-        </w:rPr>
-        <w:t xml:space="preserve">[הפגיעה בקטין]</w:t>
-      </w:r>
-      <w:r>
-        <w:rPr>
-          <w:rFonts w:ascii="David" w:cs="David" w:eastAsia="David" w:hAnsi="David"/>
-          <w:sz w:val="24"/>
-          <w:szCs w:val="24"/>
-          <w:rtl/>
-        </w:rPr>
-        <w:t xml:space="preserve">. </w:t>
-      </w:r>
-      <w:r>
-        <w:rPr>
-          <w:rFonts w:ascii="David" w:cs="David" w:eastAsia="David" w:hAnsi="David"/>
-          <w:sz w:val="24"/>
-          <w:szCs w:val="24"/>
-          <w:highlight w:val="yellow"/>
-          <w:highlightCs w:val="yellow"/>
-          <w:rtl/>
-        </w:rPr>
-        <w:t xml:space="preserve">[מקרה נוסף, אם יש.]</w:t>
+        <w:t xml:space="preserve">זה זמן רב אין המשיב מגיע לזמני השהות הקבועים עם הקטינים במרכז הקשר (פל"א) בחיפה. כשצוות המרכז מתקשר אליו, הוא טוען כי בשל קשיים כלכליים אינו יכול להגיע.</w:t>
       </w:r>
     </w:p>
     <w:p>
@@ -940,7 +829,7 @@
           <w:szCs w:val="24"/>
           <w:rtl/>
         </w:rPr>
-        <w:t xml:space="preserve">בנסיבות אלה, דרישת ההסכמה של שני ההורים הפכה למכשול: כל פעולה שגרתית, כגון הנפקת דרכון, רישום למוסד חינוכי או טיפול רפואי ורגשי, מתעכבת, והקטינים הם שנפגעים.</w:t>
+        <w:t xml:space="preserve">הקטין ב.ל לומד בכיתה קטנה במסגרת החינוך המיוחד, וזקוק בדחיפות לטיפולים רגשיים. בנוסף, בחודש הקרוב צפוי ב.ל לעבור הליך רפואי (נספח ד'). הטיפולים וההליך מחייבים את הסכמת שני ההורים.</w:t>
       </w:r>
     </w:p>
     <w:p>
@@ -961,7 +850,7 @@
           <w:szCs w:val="24"/>
           <w:rtl/>
         </w:rPr>
-        <w:t xml:space="preserve">לפי סעיף 17 לחוק הכשרות המשפטית והאפוטרופסות (להלן: "החוק"), על ההורים לנהוג לטובת הקטין כדרך שהורים מסורים היו נוהגים. סעיף 18 מחייבם לפעול בהסכמה, וסעיף 19 קובע כי בהיעדר הסכמה יכריע בית המשפט. סעיף 68 מסמיך את בית המשפט לנקוט אמצעים זמניים או קבועים לשמירת ענייני הקטין. אפוטרופסות היא חובה כלפי הקטין ולא זכות וטו, והורה שאינו ממלא את חובותיו אינו יכול לעכב את צורכי ילדיו.</w:t>
+        <w:t xml:space="preserve">ביום 22.10.26 פנתה המבקשת אל המשיב וביקשה את הסכמתו לטיפולים הרגשיים ולהליך הרפואי. המשיב לא השיב, ואינו עונה לשיחות (נספח ג').</w:t>
       </w:r>
     </w:p>
     <w:p>
@@ -982,7 +871,7 @@
           <w:szCs w:val="24"/>
           <w:rtl/>
         </w:rPr>
-        <w:t xml:space="preserve">הסעד המבוקש אינו שלילת אפוטרופסות, אלא הסדרת אופן הפעלתה, ולכן הוא האמצעי המידתי. המבקשת אינה מבקשת לפגוע בקשר בין המשיב לקטינים: היא תעדכן אותו בכתב בכל החלטה מהותית, והוא יוכל לקבל מידע ישירות ממוסדות החינוך ומהגורמים הרפואיים.</w:t>
+        <w:t xml:space="preserve">הקשיים הכלכליים שלהם טוען המשיב אינם מסבירים את שתיקתו: מתן הסכמה אינו כרוך בנסיעה או בהוצאה כלשהי, וניתן לתתה בטלפון או בחתימה על מסמך שיישלח אליו. בנסיבות אלה, דרישת ההסכמה של שני ההורים הפכה למכשול, והקטינים, ובראשם ב.ל, הם שנפגעים.</w:t>
       </w:r>
     </w:p>
     <w:p>
@@ -1003,7 +892,70 @@
           <w:szCs w:val="24"/>
           <w:rtl/>
         </w:rPr>
-        <w:t xml:space="preserve">הסמכות נתונה לבית משפט נכבד זה לפי סעיפים 1 ו-3 לחוק בית המשפט לענייני משפחה, התשנ"ה-1995, ולאור מקום מגורי הקטינים. עניין האפוטרופסות לא נכרך בתביעת הגירושין.</w:t>
+        <w:t xml:space="preserve">לפי סעיף 17 לחוק הכשרות המשפטית והאפוטרופסות, התשכ"ב-1962 (להלן: "החוק"), על ההורים לנהוג לטובת הקטין כדרך שהורים מסורים היו נוהגים. לפי סעיף 19 לחוק, מקום שההורים אינם מגיעים להסכמה יכריע בית המשפט, וסעיף 68 לחוק מסמיכו לנקוט אמצעים זמניים או קבועים לשמירת ענייני הקטין. אפוטרופסות היא חובה כלפי הקטין ולא זכות וטו, והורה שאינו ממלא את חובותיו אינו יכול לעכב, בשתיקתו, טיפול שילדו זקוק לו.</w:t>
+      </w:r>
+    </w:p>
+    <w:p>
+      <w:pPr>
+        <w:pStyle w:val="ListParagraph"/>
+        <w:numPr>
+          <w:ilvl w:val="0"/>
+          <w:numId w:val="2"/>
+        </w:numPr>
+        <w:bidi/>
+        <w:spacing w:after="120" w:before="0" w:line="360" w:lineRule="auto"/>
+        <w:jc w:val="both"/>
+      </w:pPr>
+      <w:r>
+        <w:rPr>
+          <w:rFonts w:ascii="David" w:cs="David" w:eastAsia="David" w:hAnsi="David"/>
+          <w:sz w:val="24"/>
+          <w:szCs w:val="24"/>
+          <w:rtl/>
+        </w:rPr>
+        <w:t xml:space="preserve">הסעד המבוקש אינו שלילת אפוטרופסות, אלא הסדרת אופן הפעלתה, ולכן הוא האמצעי המידתי. המבקשת אינה מבקשת לפגוע בקשר בין המשיב לקטינים: היא תעדכן אותו בכתב בכל החלטה מהותית, והוא יוכל לקבל מידע ישירות ממוסדות החינוך ומהגורמים הרפואיים.</w:t>
+      </w:r>
+    </w:p>
+    <w:p>
+      <w:pPr>
+        <w:pStyle w:val="ListParagraph"/>
+        <w:numPr>
+          <w:ilvl w:val="0"/>
+          <w:numId w:val="2"/>
+        </w:numPr>
+        <w:bidi/>
+        <w:spacing w:after="120" w:before="0" w:line="360" w:lineRule="auto"/>
+        <w:jc w:val="both"/>
+      </w:pPr>
+      <w:r>
+        <w:rPr>
+          <w:rFonts w:ascii="David" w:cs="David" w:eastAsia="David" w:hAnsi="David"/>
+          <w:sz w:val="24"/>
+          <w:szCs w:val="24"/>
+          <w:rtl/>
+        </w:rPr>
+        <w:t xml:space="preserve">הדחיפות: ההליך הרפואי צפוי בחודש הקרוב, והטיפולים הרגשיים נדרשים כבר עתה. כל עיכוב פוגע בב.ל ישירות, ואילו מתן הסעד הזמני אינו גורם למשיב כל נזק. מאזן הנוחות נוטה אפוא בבירור למתן הסעד.</w:t>
+      </w:r>
+    </w:p>
+    <w:p>
+      <w:pPr>
+        <w:pStyle w:val="ListParagraph"/>
+        <w:numPr>
+          <w:ilvl w:val="0"/>
+          <w:numId w:val="2"/>
+        </w:numPr>
+        <w:bidi/>
+        <w:spacing w:after="120" w:before="0" w:line="360" w:lineRule="auto"/>
+        <w:jc w:val="both"/>
+      </w:pPr>
+      <w:r>
+        <w:rPr>
+          <w:rFonts w:ascii="David" w:cs="David" w:eastAsia="David" w:hAnsi="David"/>
+          <w:sz w:val="24"/>
+          <w:szCs w:val="24"/>
+          <w:rtl/>
+        </w:rPr>
+        <w:t xml:space="preserve">בית משפט נכבד זה מוסמך לדון בבקשה לפי חוק בית המשפט לענייני משפחה, התשנ"ה-1995, לאור מקום מגורי הקטינים.</w:t>
       </w:r>
     </w:p>
     <w:p>
@@ -1039,31 +991,22 @@
       <w:r>
         <w:rPr>
           <w:rFonts w:ascii="David" w:cs="David" w:eastAsia="David" w:hAnsi="David"/>
-          <w:sz w:val="24"/>
-          <w:szCs w:val="24"/>
-          <w:rtl/>
-        </w:rPr>
-        <w:t xml:space="preserve">להורות כי המבקשת </w:t>
-      </w:r>
-      <w:r>
-        <w:rPr>
-          <w:rFonts w:ascii="David" w:cs="David" w:eastAsia="David" w:hAnsi="David"/>
           <w:b/>
           <w:bCs/>
           <w:sz w:val="24"/>
           <w:szCs w:val="24"/>
           <w:rtl/>
         </w:rPr>
-        <w:t xml:space="preserve">תהיה האפוטרופסית היחידה לקטינים</w:t>
-      </w:r>
-      <w:r>
-        <w:rPr>
-          <w:rFonts w:ascii="David" w:cs="David" w:eastAsia="David" w:hAnsi="David"/>
-          <w:sz w:val="24"/>
-          <w:szCs w:val="24"/>
-          <w:rtl/>
-        </w:rPr>
-        <w:t xml:space="preserve">, ותהיה מוסמכת לקבל לבדה כל החלטה ולחתום לבדה על כל מסמך בעניינם, בלא צורך בהסכמת המשיב או בחתימתו, מול כל רשות ומוסד.</w:t>
+        <w:t xml:space="preserve">סעד זמני</w:t>
+      </w:r>
+      <w:r>
+        <w:rPr>
+          <w:rFonts w:ascii="David" w:cs="David" w:eastAsia="David" w:hAnsi="David"/>
+          <w:sz w:val="24"/>
+          <w:szCs w:val="24"/>
+          <w:rtl/>
+        </w:rPr>
+        <w:t xml:space="preserve">: להסמיך את המבקשת, עד להכרעה בבקשה, להסכים ולחתום לבדה על הטיפולים הרגשיים של הקטין ב.ל, על ההליך הרפואי שהוא צפוי לעבור ועל כל טיפול הנלווה לו.</w:t>
       </w:r>
     </w:p>
     <w:p>
@@ -1080,22 +1023,11 @@
       <w:r>
         <w:rPr>
           <w:rFonts w:ascii="David" w:cs="David" w:eastAsia="David" w:hAnsi="David"/>
-          <w:b/>
-          <w:bCs/>
-          <w:sz w:val="24"/>
-          <w:szCs w:val="24"/>
-          <w:rtl/>
-        </w:rPr>
-        <w:t xml:space="preserve">לחלופין</w:t>
-      </w:r>
-      <w:r>
-        <w:rPr>
-          <w:rFonts w:ascii="David" w:cs="David" w:eastAsia="David" w:hAnsi="David"/>
-          <w:sz w:val="24"/>
-          <w:szCs w:val="24"/>
-          <w:rtl/>
-        </w:rPr>
-        <w:t xml:space="preserve">, להסמיך את המבקשת לפעול לבדה בעניין דרכונים, חינוך, טיפול רפואי ורגשי, רשויות הרווחה והמוסד לביטוח לאומי, וחשבונות בנק על שם הקטינים.</w:t>
+          <w:sz w:val="24"/>
+          <w:szCs w:val="24"/>
+          <w:rtl/>
+        </w:rPr>
+        <w:t xml:space="preserve">להורות למשיב להגיש את תגובתו לבקשה לסעד זמני בתוך 3 ימים, ובהיעדר תגובה - ליתן את הסעד הזמני על יסוד הבקשה.</w:t>
       </w:r>
     </w:p>
     <w:p>
@@ -1116,7 +1048,27 @@
           <w:szCs w:val="24"/>
           <w:rtl/>
         </w:rPr>
-        <w:t xml:space="preserve">לקבוע כי המבקשת תעדכן את המשיב בכתב בכל החלטה מהותית, וכי המשיב יהיה רשאי לקבל מידע ממוסדות החינוך ומהגורמים הרפואיים.</w:t>
+        <w:t xml:space="preserve">להורות כי המבקשת </w:t>
+      </w:r>
+      <w:r>
+        <w:rPr>
+          <w:rFonts w:ascii="David" w:cs="David" w:eastAsia="David" w:hAnsi="David"/>
+          <w:b/>
+          <w:bCs/>
+          <w:sz w:val="24"/>
+          <w:szCs w:val="24"/>
+          <w:rtl/>
+        </w:rPr>
+        <w:t xml:space="preserve">תהיה האפוטרופסית היחידה לקטינים</w:t>
+      </w:r>
+      <w:r>
+        <w:rPr>
+          <w:rFonts w:ascii="David" w:cs="David" w:eastAsia="David" w:hAnsi="David"/>
+          <w:sz w:val="24"/>
+          <w:szCs w:val="24"/>
+          <w:rtl/>
+        </w:rPr>
+        <w:t xml:space="preserve">, ותהיה מוסמכת לקבל לבדה כל החלטה ולחתום לבדה על כל מסמך בעניינם, בלא צורך בהסכמת המשיב או בחתימתו, מול כל רשות ומוסד, ובלבד שתעדכן את המשיב בכתב בכל החלטה מהותית.</w:t>
       </w:r>
     </w:p>
     <w:p>
@@ -1133,13 +1085,22 @@
       <w:r>
         <w:rPr>
           <w:rFonts w:ascii="David" w:cs="David" w:eastAsia="David" w:hAnsi="David"/>
-          <w:sz w:val="24"/>
-          <w:szCs w:val="24"/>
-          <w:highlight w:val="yellow"/>
-          <w:highlightCs w:val="yellow"/>
-          <w:rtl/>
-        </w:rPr>
-        <w:t xml:space="preserve">[עד להכרעה בבקשה, ליתן סעד זמני המסמיך את המבקשת לפעול לבדה בעניין הדחוף הבא: ______________. למחוק אם אין עניין דחוף.]</w:t>
+          <w:b/>
+          <w:bCs/>
+          <w:sz w:val="24"/>
+          <w:szCs w:val="24"/>
+          <w:rtl/>
+        </w:rPr>
+        <w:t xml:space="preserve">לחלופין</w:t>
+      </w:r>
+      <w:r>
+        <w:rPr>
+          <w:rFonts w:ascii="David" w:cs="David" w:eastAsia="David" w:hAnsi="David"/>
+          <w:sz w:val="24"/>
+          <w:szCs w:val="24"/>
+          <w:rtl/>
+        </w:rPr>
+        <w:t xml:space="preserve">, להסמיך את המבקשת לפעול לבדה בענייני חינוך, טיפול רפואי ורגשי, רשויות הרווחה והמוסד לביטוח לאומי, וחשבונות בנק על שם הקטינים.</w:t>
       </w:r>
     </w:p>
     <w:p>
@@ -1176,7 +1137,7 @@
           <w:szCs w:val="24"/>
           <w:rtl/>
         </w:rPr>
-        <w:t xml:space="preserve">הבקשה נתמכת בתצהיר המבקשת (נספח א'). מצורפים ספח תעודת הזהות של המבקשת (נספח ב') והתכתובות עם המשיב (נספח ג').</w:t>
+        <w:t xml:space="preserve">מצורפים: תצהיר המבקשת (נספח א'), ספח ת.ז. (נספח ב'), ההתכתבויות עם המשיב (נספח ג') והמסמך הרפואי (נספח ד').</w:t>
       </w:r>
     </w:p>
     <w:tbl>

--- a/guardianship-petition/01_בקשה_לאפוטרופסות_יחידה.docx
+++ b/guardianship-petition/01_בקשה_לאפוטרופסות_יחידה.docx
@@ -745,7 +745,7 @@
           <w:szCs w:val="24"/>
           <w:rtl/>
         </w:rPr>
-        <w:t xml:space="preserve">בית המשפט הנכבד מתבקש ליתן בדחיפות סעד זמני בעניין טיפוליו של הקטין ב.ל, ולהורות כי המבקשת תהיה האפוטרופסית היחידה לקטינים, כמפורט להלן. ואלה נימוקי הבקשה:</w:t>
+        <w:t xml:space="preserve">בית המשפט הנכבד מתבקש ליתן בדחיפות סעד זמני בעניין השמתו החינוכית וטיפוליו של הקטין ב.ל, ולהורות כי המבקשת תהיה האפוטרופסית היחידה לקטינים, כמפורט להלן. ואלה נימוקי הבקשה:</w:t>
       </w:r>
     </w:p>
     <w:p>
@@ -829,7 +829,7 @@
           <w:szCs w:val="24"/>
           <w:rtl/>
         </w:rPr>
-        <w:t xml:space="preserve">הקטין ב.ל לומד בכיתה קטנה במסגרת החינוך המיוחד, וזקוק בדחיפות לטיפולים רגשיים. בנוסף, בחודש הקרוב צפוי ב.ל לעבור הליך רפואי (נספח ד'). הטיפולים וההליך מחייבים את הסכמת שני ההורים.</w:t>
+        <w:t xml:space="preserve">הקטין ב.ל לומד כיום בגן רגיל. בשל קשיים לימודיים והתפתחותיים, המבקשת מבקשת להעבירו לגן של החינוך המיוחד, ולשם כך עליו לעבור בקרוב ועדת זכאות ואפיון (ועדת השמה). בנוסף, ב.ל זקוק בדחיפות לטיפולים רגשיים, ובחודש הקרוב צפוי לעבור הליך רפואי (נספח ד'). כל אלה מחייבים את הסכמת שני ההורים.</w:t>
       </w:r>
     </w:p>
     <w:p>
@@ -850,7 +850,7 @@
           <w:szCs w:val="24"/>
           <w:rtl/>
         </w:rPr>
-        <w:t xml:space="preserve">ביום 22.10.26 פנתה המבקשת אל המשיב וביקשה את הסכמתו לטיפולים הרגשיים ולהליך הרפואי. המשיב לא השיב, ואינו עונה לשיחות (נספח ג').</w:t>
+        <w:t xml:space="preserve">ביום 22.10.26 פנתה המבקשת אל המשיב וביקשה את הסכמתו לטיפולים הרגשיים ולהליך הרפואי. המשיב לא השיב, ואינו עונה לשיחות (נספח ג'). בהתנהלות זו, אין כל סיכוי שייתן את הסכמתו להליך בוועדה בזמן.</w:t>
       </w:r>
     </w:p>
     <w:p>
@@ -871,7 +871,7 @@
           <w:szCs w:val="24"/>
           <w:rtl/>
         </w:rPr>
-        <w:t xml:space="preserve">הקשיים הכלכליים שלהם טוען המשיב אינם מסבירים את שתיקתו: מתן הסכמה אינו כרוך בנסיעה או בהוצאה כלשהי, וניתן לתתה בטלפון או בחתימה על מסמך שיישלח אליו. בנסיבות אלה, דרישת ההסכמה של שני ההורים הפכה למכשול, והקטינים, ובראשם ב.ל, הם שנפגעים.</w:t>
+        <w:t xml:space="preserve">הקשיים הכלכליים שלהם טוען המשיב אינם מסבירים את שתיקתו: מתן הסכמה אינו כרוך בנסיעה או בהוצאה כלשהי, וניתן לתתה בטלפון או בחתימה על מסמך שיישלח אליו. בנסיבות אלה, דרישת ההסכמה של שני ההורים הפכה למכשול הפוגע בקטינים.</w:t>
       </w:r>
     </w:p>
     <w:p>
@@ -913,7 +913,7 @@
           <w:szCs w:val="24"/>
           <w:rtl/>
         </w:rPr>
-        <w:t xml:space="preserve">הסעד המבוקש אינו שלילת אפוטרופסות, אלא הסדרת אופן הפעלתה, ולכן הוא האמצעי המידתי. המבקשת אינה מבקשת לפגוע בקשר בין המשיב לקטינים: היא תעדכן אותו בכתב בכל החלטה מהותית, והוא יוכל לקבל מידע ישירות ממוסדות החינוך ומהגורמים הרפואיים.</w:t>
+        <w:t xml:space="preserve">הסעד המבוקש אינו שלילת אפוטרופסות אלא הסדרת אופן הפעלתה, ולכן הוא מידתי. המבקשת אינה מבקשת לפגוע בקשר בין המשיב לקטינים, ותעדכן אותו בכתב בכל החלטה מהותית.</w:t>
       </w:r>
     </w:p>
     <w:p>
@@ -934,7 +934,7 @@
           <w:szCs w:val="24"/>
           <w:rtl/>
         </w:rPr>
-        <w:t xml:space="preserve">הדחיפות: ההליך הרפואי צפוי בחודש הקרוב, והטיפולים הרגשיים נדרשים כבר עתה. כל עיכוב פוגע בב.ל ישירות, ואילו מתן הסעד הזמני אינו גורם למשיב כל נזק. מאזן הנוחות נוטה אפוא בבירור למתן הסעד.</w:t>
+        <w:t xml:space="preserve">הדחיפות: הוועדה תתכנס בקרוב, ההליך הרפואי צפוי בחודש הקרוב, והטיפולים הרגשיים נדרשים כבר עתה. החמצת הוועדה עלולה להותיר את ב.ל במסגרת שאינה מתאימה לו לתקופה ממושכת. מנגד, הסעד הזמני אינו גורם למשיב כל נזק, ומאזן הנוחות נוטה בבירור למתן הסעד.</w:t>
       </w:r>
     </w:p>
     <w:p>
@@ -1006,7 +1006,7 @@
           <w:szCs w:val="24"/>
           <w:rtl/>
         </w:rPr>
-        <w:t xml:space="preserve">: להסמיך את המבקשת, עד להכרעה בבקשה, להסכים ולחתום לבדה על הטיפולים הרגשיים של הקטין ב.ל, על ההליך הרפואי שהוא צפוי לעבור ועל כל טיפול הנלווה לו.</w:t>
+        <w:t xml:space="preserve">: להסמיך את המבקשת, עד להכרעה בבקשה, לפעול ולחתום לבדה בכל הנוגע לוועדת הזכאות והאפיון ולהעברת ב.ל לגן של החינוך המיוחד, וכן על הטיפולים הרגשיים וההליך הרפואי.</w:t>
       </w:r>
     </w:p>
     <w:p>
@@ -1027,7 +1027,7 @@
           <w:szCs w:val="24"/>
           <w:rtl/>
         </w:rPr>
-        <w:t xml:space="preserve">להורות למשיב להגיש את תגובתו לבקשה לסעד זמני בתוך 3 ימים, ובהיעדר תגובה - ליתן את הסעד הזמני על יסוד הבקשה.</w:t>
+        <w:t xml:space="preserve">להורות למשיב להגיב לבקשה לסעד זמני בתוך 3 ימים, ובהיעדר תגובה - ליתן את הסעד.</w:t>
       </w:r>
     </w:p>
     <w:p>
@@ -1137,7 +1137,7 @@
           <w:szCs w:val="24"/>
           <w:rtl/>
         </w:rPr>
-        <w:t xml:space="preserve">מצורפים: תצהיר המבקשת (נספח א'), ספח ת.ז. (נספח ב'), ההתכתבויות עם המשיב (נספח ג') והמסמך הרפואי (נספח ד').</w:t>
+        <w:t xml:space="preserve">נספחים: תצהיר המבקשת (א'), ספח ת.ז. (ב'), התכתבויות עם המשיב (ג') ומסמך רפואי (ד').</w:t>
       </w:r>
     </w:p>
     <w:tbl>
